--- a/ru/wisdom-stories/if-the-road-does-not-tire-you-it-is-because-of-your-companion.docx
+++ b/ru/wisdom-stories/if-the-road-does-not-tire-you-it-is-because-of-your-companion.docx
@@ -13,13 +13,13 @@
     <w:p>
       <w:pPr/>
       <w:r>
-        <w:t>Мама рассказывала: «Я вышла за вашего отца совсем молодой. Ни готовить толком не умела, ни шить. Однажды свекровь, собираясь к соседям, положила передо мной выстиранное и высушенное одеяло: „Прошей его, пока я не вернусь“. Я взялась за иглу, но ничего не выходило. Она не проходила сквозь толстую ткань, колола пальцы. Я плакала и от боли, и от страха: что скажу свекрови?</w:t>
+        <w:t>Мама рассказывала: «Я вышла за твоего отца совсем молодой. Ни готовить толком не умела, ни шить. Однажды свекровь, твоя бабушка, собираясь к соседям, положила передо мной одеяло, шерсть которого она выстирала и высушила: „Прошей его, пока я не вернусь“. Я взялась за иглу, но ничего не выходило. Она не проходила сквозь одеяло, колола пальцы. Я плакала и от боли, и оттого, что не знала, что скажу свекрови.</w:t>
       </w:r>
     </w:p>
     <w:p>
       <w:pPr/>
       <w:r>
-        <w:t>Тут ваш отец пришёл обедать. Увидел мои слёзы, взял иглу и быстро прошил одеяло. Потом поел и ушёл на работу. Матери своей он ничего не сказал. Она вернулась, увидела готовую работу и осталась довольна».</w:t>
+        <w:t>Тут твой отец пришёл обедать. Увидел мои слёзы, взял иглу и быстро прошил одеяло. Потом поел и ушёл на работу. Матери своей он ничего не сказал. Она вернулась, увидела готовую работу и осталась довольна».</w:t>
       </w:r>
     </w:p>
     <w:p>
@@ -41,11 +41,9 @@
         <w:rPr>
           <w:b/>
         </w:rPr>
-        <w:t>Мораль:</w:t>
+        <w:t>Мораль: Утомляет или облегчает ношу не дорога, а человек рядом. Верный спутник облегчает даже трудную работу.</w:t>
       </w:r>
-      <w:r>
-        <w:t xml:space="preserve"> Хороший спутник облегчает даже трудную дорогу. Настоящая близость проявляется в готовности разделить чужую ношу.</w:t>
-      </w:r>
+      <w:r/>
     </w:p>
     <w:p>
       <w:pPr>
@@ -56,7 +54,7 @@
           <w:i/>
           <w:sz w:val="18"/>
         </w:rPr>
-        <w:t>«История взята из открытых источников Интернета.»</w:t>
+        <w:t>Рассказы взяты из открытых интернет-источников, а иллюстрации созданы с помощью ИИ.</w:t>
       </w:r>
     </w:p>
     <w:sectPr>
